--- a/Diplomarbeit/5_Schreiben/KI_auf_stand_bringen_zusammenfassung_für-neuen_chat.docx
+++ b/Diplomarbeit/5_Schreiben/KI_auf_stand_bringen_zusammenfassung_für-neuen_chat.docx
@@ -3,728 +3,582 @@
 <w:document xmlns:wpc="http://schemas.microsoft.com/office/word/2010/wordprocessingCanvas" xmlns:cx="http://schemas.microsoft.com/office/drawing/2014/chartex" xmlns:cx1="http://schemas.microsoft.com/office/drawing/2015/9/8/chartex" xmlns:cx2="http://schemas.microsoft.com/office/drawing/2015/10/21/chartex" xmlns:cx3="http://schemas.microsoft.com/office/drawing/2016/5/9/chartex" xmlns:cx4="http://schemas.microsoft.com/office/drawing/2016/5/10/chartex" xmlns:cx5="http://schemas.microsoft.com/office/drawing/2016/5/11/chartex" xmlns:cx6="http://schemas.microsoft.com/office/drawing/2016/5/12/chartex" xmlns:cx7="http://schemas.microsoft.com/office/drawing/2016/5/13/chartex" xmlns:cx8="http://schemas.microsoft.com/office/drawing/2016/5/14/chartex" xmlns:mc="http://schemas.openxmlformats.org/markup-compatibility/2006" xmlns:aink="http://schemas.microsoft.com/office/drawing/2016/ink" xmlns:am3d="http://schemas.microsoft.com/office/drawing/2017/model3d" xmlns:o="urn:schemas-microsoft-com:office:office" xmlns:oel="http://schemas.microsoft.com/office/2019/extlst" xmlns:r="http://schemas.openxmlformats.org/officeDocument/2006/relationships" xmlns:m="http://schemas.openxmlformats.org/officeDocument/2006/math" xmlns:v="urn:schemas-microsoft-com:vml" xmlns:wp14="http://schemas.microsoft.com/office/word/2010/wordprocessingDrawing" xmlns:wp="http://schemas.openxmlformats.org/drawingml/2006/wordprocessingDrawing" xmlns:w10="urn:schemas-microsoft-com:office:word" xmlns:w="http://schemas.openxmlformats.org/wordprocessingml/2006/main" xmlns:w14="http://schemas.microsoft.com/office/word/2010/wordml" xmlns:w15="http://schemas.microsoft.com/office/word/2012/wordml" xmlns:w16cex="http://schemas.microsoft.com/office/word/2018/wordml/cex" xmlns:w16cid="http://schemas.microsoft.com/office/word/2016/wordml/cid" xmlns:w16="http://schemas.microsoft.com/office/word/2018/wordml" xmlns:w16du="http://schemas.microsoft.com/office/word/2023/wordml/word16du" xmlns:w16sdtdh="http://schemas.microsoft.com/office/word/2020/wordml/sdtdatahash" xmlns:w16sdtfl="http://schemas.microsoft.com/office/word/2024/wordml/sdtformatlock" xmlns:w16se="http://schemas.microsoft.com/office/word/2015/wordml/symex" xmlns:wpg="http://schemas.microsoft.com/office/word/2010/wordprocessingGroup" xmlns:wpi="http://schemas.microsoft.com/office/word/2010/wordprocessingInk" xmlns:wne="http://schemas.microsoft.com/office/word/2006/wordml" xmlns:wps="http://schemas.microsoft.com/office/word/2010/wordprocessingShape" mc:Ignorable="w14 w15 w16se w16cid w16 w16cex w16sdtdh w16sdtfl w16du wp14">
   <w:body>
     <w:p>
-      <w:pPr>
-        <w:rPr>
-          <w:b/>
-          <w:bCs/>
-        </w:rPr>
-      </w:pPr>
-      <w:r>
-        <w:rPr>
-          <w:b/>
-          <w:bCs/>
-        </w:rPr>
-        <w:t>Zusammenfassung für neuen Chat</w:t>
-      </w:r>
-    </w:p>
-    <w:p>
-      <w:pPr>
-        <w:rPr>
-          <w:b/>
-          <w:bCs/>
-        </w:rPr>
-      </w:pPr>
-      <w:r>
-        <w:rPr>
-          <w:b/>
-          <w:bCs/>
-        </w:rPr>
-        <w:t>Projekt-Kontext</w:t>
-      </w:r>
-    </w:p>
-    <w:p>
-      <w:r>
-        <w:rPr>
-          <w:b/>
-          <w:bCs/>
-        </w:rPr>
-        <w:t>Diplomarbeit HTL (19-jähriger Schüler):</w:t>
+      <w:r>
+        <w:t>Projektzusammenfassung – Energie-Management-System für automatisierte Gewächshäuser</w:t>
+      </w:r>
+    </w:p>
+    <w:p>
+      <w:r>
+        <w:t>Ich erstelle eine wissenschaftliche Arbeit zum Aufbau und zur Konfiguration eines hybriden 12 V Energie-Management-Systems für ein automatisiertes Gewächshaus im Kleinmaßstab (0,7 m² Prototyp).</w:t>
+      </w:r>
+    </w:p>
+    <w:p>
+      <w:r>
+        <w:t>Ziel der Arbeit</w:t>
+      </w:r>
+    </w:p>
+    <w:p>
+      <w:r>
+        <w:t>Ziel ist die Entwicklung und Inbetriebnahme eines hybriden Energieversorgungssystems, das Photovoltaik, Batteriespeicher und Netzanschluss kombiniert. Der Prototyp dient als Demonstrations- und Testsystem zur Untersuchung von:</w:t>
       </w:r>
     </w:p>
     <w:p>
       <w:pPr>
         <w:numPr>
           <w:ilvl w:val="0"/>
-          <w:numId w:val="1"/>
+          <w:numId w:val="9"/>
         </w:numPr>
       </w:pPr>
       <w:r>
-        <w:t>Thema: Energie-Management-System für automatisiertes Gewächshaus</w:t>
+        <w:t>Energieflüssen zwischen PV, Batterie und Netz</w:t>
       </w:r>
     </w:p>
     <w:p>
       <w:pPr>
         <w:numPr>
           <w:ilvl w:val="0"/>
-          <w:numId w:val="1"/>
+          <w:numId w:val="9"/>
         </w:numPr>
       </w:pPr>
       <w:r>
-        <w:rPr>
-          <w:b/>
-          <w:bCs/>
-        </w:rPr>
-        <w:t>Prototyp:</w:t>
-      </w:r>
-      <w:r>
-        <w:t xml:space="preserve"> 0,7m² Gewächshaus mit 12V System (wird gebaut)</w:t>
+        <w:t>Speicherverhalten im Jahresverlauf</w:t>
       </w:r>
     </w:p>
     <w:p>
       <w:pPr>
         <w:numPr>
           <w:ilvl w:val="0"/>
-          <w:numId w:val="1"/>
+          <w:numId w:val="9"/>
         </w:numPr>
       </w:pPr>
       <w:r>
-        <w:rPr>
-          <w:b/>
-          <w:bCs/>
-        </w:rPr>
-        <w:t>Planung:</w:t>
-      </w:r>
-      <w:r>
-        <w:t xml:space="preserve"> 10m² Gewächshaus mit 48V Hybrid-System (theoretische Auslegung)</w:t>
+        <w:t>Versorgungssicherheit bei schlechten Wetterbedingungen</w:t>
       </w:r>
     </w:p>
     <w:p>
       <w:pPr>
         <w:numPr>
           <w:ilvl w:val="0"/>
-          <w:numId w:val="1"/>
+          <w:numId w:val="9"/>
         </w:numPr>
       </w:pPr>
       <w:r>
-        <w:t>Gesamtumfang: 4800-6000 Wörter</w:t>
+        <w:t>Wirtschaftlichkeit verschiedener Versorgungskonzepte</w:t>
       </w:r>
     </w:p>
     <w:p>
       <w:pPr>
         <w:numPr>
           <w:ilvl w:val="0"/>
-          <w:numId w:val="1"/>
+          <w:numId w:val="9"/>
         </w:numPr>
       </w:pPr>
       <w:r>
-        <w:t>Stil: Professionell aber nicht übertrieben akademisch, passend für 19-Jährigen</w:t>
-      </w:r>
-    </w:p>
-    <w:p>
-      <w:pPr>
-        <w:rPr>
-          <w:b/>
-          <w:bCs/>
-        </w:rPr>
-      </w:pPr>
-      <w:r>
-        <w:rPr>
-          <w:b/>
-          <w:bCs/>
-        </w:rPr>
-        <w:t>Technische Strategie</w:t>
-      </w:r>
-    </w:p>
-    <w:p>
-      <w:r>
-        <w:rPr>
-          <w:b/>
-          <w:bCs/>
-        </w:rPr>
-        <w:t>Prototyp (0,7m²): 12V Inselsystem</w:t>
+        <w:t>Skalierbarkeit auf größere landwirtschaftliche Anwendungen</w:t>
+      </w:r>
+    </w:p>
+    <w:p>
+      <w:r>
+        <w:t>Das System ist bewusst als Hybridsystem ausgelegt, um eine ganzjährige Versorgungssicherheit sicherzustellen.</w:t>
+      </w:r>
+    </w:p>
+    <w:p>
+      <w:r>
+        <w:pict w14:anchorId="66E75EA5">
+          <v:rect id="_x0000_i1055" style="width:0;height:1.5pt" o:hralign="center" o:hrstd="t" o:hr="t" fillcolor="#a0a0a0" stroked="f"/>
+        </w:pict>
+      </w:r>
+    </w:p>
+    <w:p>
+      <w:r>
+        <w:t>Abgrenzung der Arbeit</w:t>
+      </w:r>
+    </w:p>
+    <w:p>
+      <w:r>
+        <w:t>Nicht Bestandteil der Arbeit sind:</w:t>
       </w:r>
     </w:p>
     <w:p>
       <w:pPr>
         <w:numPr>
           <w:ilvl w:val="0"/>
-          <w:numId w:val="2"/>
+          <w:numId w:val="10"/>
         </w:numPr>
       </w:pPr>
       <w:r>
-        <w:t>1x enjoysolar 180W 12V Panel</w:t>
+        <w:t>Entwicklung einzelner Verbraucher (Sensorik, Bewässerung, Klimasteuerung)</w:t>
       </w:r>
     </w:p>
     <w:p>
       <w:pPr>
         <w:numPr>
           <w:ilvl w:val="0"/>
-          <w:numId w:val="2"/>
+          <w:numId w:val="10"/>
         </w:numPr>
       </w:pPr>
       <w:r>
-        <w:t>1x AGM Super Cycle 100Ah Batterie</w:t>
+        <w:t>Aufbau des Gewächshauses</w:t>
       </w:r>
     </w:p>
     <w:p>
       <w:pPr>
         <w:numPr>
           <w:ilvl w:val="0"/>
-          <w:numId w:val="2"/>
+          <w:numId w:val="10"/>
         </w:numPr>
       </w:pPr>
       <w:r>
-        <w:t>Victron MultiPlus 12/800</w:t>
+        <w:t>Entwicklung von Benutzeroberflächen</w:t>
       </w:r>
     </w:p>
     <w:p>
       <w:pPr>
         <w:numPr>
           <w:ilvl w:val="0"/>
-          <w:numId w:val="2"/>
+          <w:numId w:val="10"/>
         </w:numPr>
       </w:pPr>
       <w:r>
-        <w:t>Victron SmartShunt 500A</w:t>
+        <w:t>Softwareseitige Laststeuerung</w:t>
       </w:r>
     </w:p>
     <w:p>
       <w:pPr>
         <w:numPr>
           <w:ilvl w:val="0"/>
-          <w:numId w:val="2"/>
+          <w:numId w:val="10"/>
         </w:numPr>
       </w:pPr>
       <w:r>
-        <w:t>Victron Cerbo GX + GX Touch 50</w:t>
+        <w:t>Autarke Dauer-Versorgung aller Verbraucher</w:t>
+      </w:r>
+    </w:p>
+    <w:p>
+      <w:r>
+        <w:t>Der Fokus liegt ausschließlich auf:</w:t>
       </w:r>
     </w:p>
     <w:p>
       <w:pPr>
         <w:numPr>
           <w:ilvl w:val="0"/>
-          <w:numId w:val="2"/>
+          <w:numId w:val="11"/>
         </w:numPr>
       </w:pPr>
       <w:r>
-        <w:t>ESP32 DevKit C V4 für Lastmanagement</w:t>
+        <w:t>Bereitstellung elektrischer Energie</w:t>
       </w:r>
     </w:p>
     <w:p>
       <w:pPr>
         <w:numPr>
           <w:ilvl w:val="0"/>
-          <w:numId w:val="2"/>
+          <w:numId w:val="11"/>
         </w:numPr>
       </w:pPr>
       <w:r>
-        <w:t>Autonomiezeit: 1-2 Tage</w:t>
-      </w:r>
-    </w:p>
-    <w:p>
-      <w:r>
-        <w:rPr>
-          <w:b/>
-          <w:bCs/>
-        </w:rPr>
-        <w:t>Vollsystem (10m²): 48V Hybrid-System (Option A + C)</w:t>
+        <w:t>Hardwareseitigem Lastmanagement</w:t>
       </w:r>
     </w:p>
     <w:p>
       <w:pPr>
         <w:numPr>
           <w:ilvl w:val="0"/>
-          <w:numId w:val="3"/>
+          <w:numId w:val="11"/>
         </w:numPr>
       </w:pPr>
       <w:r>
-        <w:t>10x 180W Panels = 1800W (Verschaltung: 5 Strings à 2 Panels in Serie)</w:t>
+        <w:t>Energie-Monitoring und Datenerfassung</w:t>
+      </w:r>
+    </w:p>
+    <w:p>
+      <w:r>
+        <w:t>Die Weiterverarbeitung der Messdaten zur intelligenten Steuerung ist explizit nicht Teil der Arbeit.</w:t>
+      </w:r>
+    </w:p>
+    <w:p>
+      <w:r>
+        <w:pict w14:anchorId="5526CCA9">
+          <v:rect id="_x0000_i1056" style="width:0;height:1.5pt" o:hralign="center" o:hrstd="t" o:hr="t" fillcolor="#a0a0a0" stroked="f"/>
+        </w:pict>
+      </w:r>
+    </w:p>
+    <w:p>
+      <w:r>
+        <w:t>Technische Systemarchitektur</w:t>
+      </w:r>
+    </w:p>
+    <w:p>
+      <w:r>
+        <w:t>Das 12 V Hybridsystem besteht aus:</w:t>
       </w:r>
     </w:p>
     <w:p>
       <w:pPr>
         <w:numPr>
           <w:ilvl w:val="0"/>
-          <w:numId w:val="3"/>
+          <w:numId w:val="12"/>
         </w:numPr>
       </w:pPr>
       <w:r>
-        <w:t>Victron MultiPlus-II 48/3000 (ESS-fähig)</w:t>
+        <w:t>180 W PV-Modul</w:t>
       </w:r>
     </w:p>
     <w:p>
       <w:pPr>
         <w:numPr>
           <w:ilvl w:val="0"/>
-          <w:numId w:val="3"/>
+          <w:numId w:val="12"/>
         </w:numPr>
       </w:pPr>
       <w:r>
-        <w:t>LiFePO4 Batterie 100-150Ah 48V (4,8-7,2kWh)</w:t>
+        <w:t>100 Ah AGM Super Cycle Batterie</w:t>
       </w:r>
     </w:p>
     <w:p>
       <w:pPr>
         <w:numPr>
           <w:ilvl w:val="0"/>
-          <w:numId w:val="3"/>
+          <w:numId w:val="12"/>
         </w:numPr>
       </w:pPr>
-      <w:r>
-        <w:t>Netzanbindung für Einspeisung + Bezug</w:t>
+      <w:proofErr w:type="spellStart"/>
+      <w:r>
+        <w:lastRenderedPageBreak/>
+        <w:t>Victron</w:t>
+      </w:r>
+      <w:proofErr w:type="spellEnd"/>
+      <w:r>
+        <w:t xml:space="preserve"> MultiPlus 12/800 als Wechselrichter/Ladegerät mit integriertem Lastmanagement</w:t>
       </w:r>
     </w:p>
     <w:p>
       <w:pPr>
         <w:numPr>
           <w:ilvl w:val="0"/>
-          <w:numId w:val="3"/>
+          <w:numId w:val="12"/>
         </w:numPr>
       </w:pPr>
-      <w:r>
-        <w:t>Autonomiezeit: 3-5 Tage oder unbegrenzt mit Netz</w:t>
+      <w:proofErr w:type="spellStart"/>
+      <w:r>
+        <w:t>Victron</w:t>
+      </w:r>
+      <w:proofErr w:type="spellEnd"/>
+      <w:r>
+        <w:t xml:space="preserve"> SmartShunt 500A zur Batteriemessung</w:t>
       </w:r>
     </w:p>
     <w:p>
       <w:pPr>
         <w:numPr>
           <w:ilvl w:val="0"/>
-          <w:numId w:val="3"/>
+          <w:numId w:val="12"/>
         </w:numPr>
       </w:pPr>
-      <w:r>
-        <w:t>Gleiche Kabelquerschnitte (6mm²) trotz 10x Leistung dank 48V</w:t>
-      </w:r>
-    </w:p>
-    <w:p>
-      <w:r>
-        <w:rPr>
-          <w:b/>
-          <w:bCs/>
-        </w:rPr>
-        <w:t>Warum nicht 10 Panels im 12V System?</w:t>
+      <w:proofErr w:type="spellStart"/>
+      <w:r>
+        <w:t>Victron</w:t>
+      </w:r>
+      <w:proofErr w:type="spellEnd"/>
+      <w:r>
+        <w:t xml:space="preserve"> Cerbo GX als zentrale Monitoring-Einheit</w:t>
       </w:r>
     </w:p>
     <w:p>
       <w:pPr>
         <w:numPr>
           <w:ilvl w:val="0"/>
-          <w:numId w:val="4"/>
+          <w:numId w:val="12"/>
         </w:numPr>
       </w:pPr>
-      <w:r>
-        <w:t>1800W / 12V = 150A → Kabel 35mm² nötig, unpraktisch</w:t>
+      <w:proofErr w:type="gramStart"/>
+      <w:r>
+        <w:t>GX Touch</w:t>
+      </w:r>
+      <w:proofErr w:type="gramEnd"/>
+      <w:r>
+        <w:t xml:space="preserve"> 50 Display</w:t>
       </w:r>
     </w:p>
     <w:p>
       <w:pPr>
         <w:numPr>
           <w:ilvl w:val="0"/>
-          <w:numId w:val="4"/>
+          <w:numId w:val="12"/>
         </w:numPr>
       </w:pPr>
       <w:r>
-        <w:t>MultiPlus 12/800 nur für ~1000W ausgelegt</w:t>
+        <w:t>Netzanschluss als Backup-Versorgung</w:t>
+      </w:r>
+    </w:p>
+    <w:p>
+      <w:r>
+        <w:t>Der Cerbo GX stellt energierelevante Messdaten über MQTT bereit.</w:t>
+      </w:r>
+      <w:r>
+        <w:br/>
+        <w:t xml:space="preserve">Das hardwareseitige Lastmanagement erfolgt über den </w:t>
+      </w:r>
+      <w:proofErr w:type="spellStart"/>
+      <w:r>
+        <w:t>MultiPlus</w:t>
+      </w:r>
+      <w:proofErr w:type="spellEnd"/>
+      <w:r>
+        <w:t xml:space="preserve"> (Abschaltschwellen bei niedrigem Batteriestand).</w:t>
+      </w:r>
+    </w:p>
+    <w:p>
+      <w:r>
+        <w:pict w14:anchorId="4C865EBD">
+          <v:rect id="_x0000_i1057" style="width:0;height:1.5pt" o:hralign="center" o:hrstd="t" o:hr="t" fillcolor="#a0a0a0" stroked="f"/>
+        </w:pict>
+      </w:r>
+    </w:p>
+    <w:p>
+      <w:r>
+        <w:t>Zentrale Untersuchungsbereiche</w:t>
       </w:r>
     </w:p>
     <w:p>
       <w:pPr>
         <w:numPr>
           <w:ilvl w:val="0"/>
-          <w:numId w:val="4"/>
+          <w:numId w:val="13"/>
         </w:numPr>
       </w:pPr>
       <w:r>
-        <w:t>1800W / 48V = 37,5A → Kabel 6mm² ausreichend</w:t>
-      </w:r>
-    </w:p>
-    <w:p>
-      <w:pPr>
-        <w:rPr>
-          <w:b/>
-          <w:bCs/>
-        </w:rPr>
-      </w:pPr>
-      <w:r>
-        <w:rPr>
-          <w:b/>
-          <w:bCs/>
-        </w:rPr>
-        <w:t>Komponenten Prototyp (vollständige Liste)</w:t>
-      </w:r>
-    </w:p>
-    <w:p>
-      <w:r>
-        <w:rPr>
-          <w:b/>
-          <w:bCs/>
-        </w:rPr>
-        <w:t>Hauptkomponenten:</w:t>
+        <w:t>Dimensionierung des Systems</w:t>
+      </w:r>
+    </w:p>
+    <w:p>
+      <w:pPr>
+        <w:numPr>
+          <w:ilvl w:val="1"/>
+          <w:numId w:val="13"/>
+        </w:numPr>
+      </w:pPr>
+      <w:r>
+        <w:t>Energiebedarfsermittlung</w:t>
+      </w:r>
+    </w:p>
+    <w:p>
+      <w:pPr>
+        <w:numPr>
+          <w:ilvl w:val="1"/>
+          <w:numId w:val="13"/>
+        </w:numPr>
+      </w:pPr>
+      <w:r>
+        <w:t>PV- und Batterieberechnung</w:t>
+      </w:r>
+    </w:p>
+    <w:p>
+      <w:pPr>
+        <w:numPr>
+          <w:ilvl w:val="1"/>
+          <w:numId w:val="13"/>
+        </w:numPr>
+      </w:pPr>
+      <w:r>
+        <w:t>Worst-Case-Analyse (Winterbetrieb)</w:t>
       </w:r>
     </w:p>
     <w:p>
       <w:pPr>
         <w:numPr>
           <w:ilvl w:val="0"/>
-          <w:numId w:val="5"/>
+          <w:numId w:val="13"/>
         </w:numPr>
       </w:pPr>
       <w:r>
-        <w:t>enjoysolar 180W 12V Solar Panel</w:t>
+        <w:t>Komponentenauswahl und Systemintegration</w:t>
       </w:r>
     </w:p>
     <w:p>
       <w:pPr>
         <w:numPr>
           <w:ilvl w:val="0"/>
-          <w:numId w:val="5"/>
+          <w:numId w:val="13"/>
         </w:numPr>
       </w:pPr>
       <w:r>
-        <w:t>12V AGM Super Cycle Batterie 100Ah (M6)</w:t>
+        <w:t xml:space="preserve">Monitoring und Konfiguration des </w:t>
+      </w:r>
+      <w:proofErr w:type="spellStart"/>
+      <w:r>
+        <w:t>Victron</w:t>
+      </w:r>
+      <w:proofErr w:type="spellEnd"/>
+      <w:r>
+        <w:t>-Systems</w:t>
       </w:r>
     </w:p>
     <w:p>
       <w:pPr>
         <w:numPr>
           <w:ilvl w:val="0"/>
-          <w:numId w:val="5"/>
+          <w:numId w:val="13"/>
         </w:numPr>
       </w:pPr>
       <w:r>
-        <w:lastRenderedPageBreak/>
-        <w:t>Victron MultiPlus 12/800</w:t>
+        <w:t>Wirtschaftsanalyse</w:t>
+      </w:r>
+    </w:p>
+    <w:p>
+      <w:pPr>
+        <w:numPr>
+          <w:ilvl w:val="1"/>
+          <w:numId w:val="13"/>
+        </w:numPr>
+      </w:pPr>
+      <w:r>
+        <w:t>ROI-Berechnung</w:t>
+      </w:r>
+    </w:p>
+    <w:p>
+      <w:pPr>
+        <w:numPr>
+          <w:ilvl w:val="1"/>
+          <w:numId w:val="13"/>
+        </w:numPr>
+      </w:pPr>
+      <w:r>
+        <w:t>Vergleich: Inselsystem vs. Hybridsystem vs. Netzbezug</w:t>
+      </w:r>
+    </w:p>
+    <w:p>
+      <w:pPr>
+        <w:numPr>
+          <w:ilvl w:val="1"/>
+          <w:numId w:val="13"/>
+        </w:numPr>
+      </w:pPr>
+      <w:r>
+        <w:t>Bewertung verschiedener Batterietechnologien über Lebensdauer</w:t>
       </w:r>
     </w:p>
     <w:p>
       <w:pPr>
         <w:numPr>
           <w:ilvl w:val="0"/>
-          <w:numId w:val="5"/>
+          <w:numId w:val="13"/>
         </w:numPr>
       </w:pPr>
       <w:r>
-        <w:t>Victron Orion 12/12-16 (isolierter DC/DC Converter)</w:t>
+        <w:t>Skalierbarkeit</w:t>
+      </w:r>
+    </w:p>
+    <w:p>
+      <w:pPr>
+        <w:numPr>
+          <w:ilvl w:val="1"/>
+          <w:numId w:val="13"/>
+        </w:numPr>
+      </w:pPr>
+      <w:r>
+        <w:t>Übertragbarkeit auf größere Gewächshäuser</w:t>
+      </w:r>
+    </w:p>
+    <w:p>
+      <w:pPr>
+        <w:numPr>
+          <w:ilvl w:val="1"/>
+          <w:numId w:val="13"/>
+        </w:numPr>
+      </w:pPr>
+      <w:r>
+        <w:t>Anpassung von Systemspannung, Komponenten und Architektur</w:t>
+      </w:r>
+    </w:p>
+    <w:p>
+      <w:r>
+        <w:pict w14:anchorId="59ED4F5A">
+          <v:rect id="_x0000_i1058" style="width:0;height:1.5pt" o:hralign="center" o:hrstd="t" o:hr="t" fillcolor="#a0a0a0" stroked="f"/>
+        </w:pict>
+      </w:r>
+    </w:p>
+    <w:p>
+      <w:r>
+        <w:t>Anforderungen an das Energiesystem</w:t>
       </w:r>
     </w:p>
     <w:p>
       <w:pPr>
         <w:numPr>
           <w:ilvl w:val="0"/>
-          <w:numId w:val="5"/>
+          <w:numId w:val="14"/>
         </w:numPr>
       </w:pPr>
       <w:r>
-        <w:t>Victron SmartShunt 500A</w:t>
+        <w:t>Ganzjährige Versorgungssicherheit</w:t>
       </w:r>
     </w:p>
     <w:p>
       <w:pPr>
         <w:numPr>
           <w:ilvl w:val="0"/>
-          <w:numId w:val="5"/>
+          <w:numId w:val="14"/>
         </w:numPr>
-        <w:rPr>
-          <w:lang w:val="en-GB"/>
-        </w:rPr>
-      </w:pPr>
-      <w:r>
-        <w:rPr>
-          <w:lang w:val="en-GB"/>
-        </w:rPr>
-        <w:t>Voltage Converter 12V→5V 20A 100W</w:t>
+      </w:pPr>
+      <w:r>
+        <w:t>Skalierbarkeit</w:t>
       </w:r>
     </w:p>
     <w:p>
       <w:pPr>
         <w:numPr>
           <w:ilvl w:val="0"/>
-          <w:numId w:val="5"/>
+          <w:numId w:val="14"/>
         </w:numPr>
       </w:pPr>
       <w:r>
-        <w:t>Victron Cerbo GX</w:t>
+        <w:t>Hardwareseitiges Lastmanagement</w:t>
       </w:r>
     </w:p>
     <w:p>
       <w:pPr>
         <w:numPr>
           <w:ilvl w:val="0"/>
-          <w:numId w:val="5"/>
+          <w:numId w:val="14"/>
         </w:numPr>
       </w:pPr>
       <w:r>
-        <w:t>Victron GX Touch 50</w:t>
+        <w:t>Monitoring und Fernüberwachung</w:t>
       </w:r>
     </w:p>
     <w:p>
       <w:pPr>
         <w:numPr>
           <w:ilvl w:val="0"/>
-          <w:numId w:val="5"/>
+          <w:numId w:val="14"/>
         </w:numPr>
       </w:pPr>
       <w:r>
-        <w:t>ESP32 DevKit C V4</w:t>
-      </w:r>
-    </w:p>
-    <w:p>
-      <w:r>
-        <w:rPr>
-          <w:b/>
-          <w:bCs/>
-        </w:rPr>
-        <w:t>Sicherungen:</w:t>
-      </w:r>
-    </w:p>
-    <w:p>
-      <w:pPr>
-        <w:numPr>
-          <w:ilvl w:val="0"/>
-          <w:numId w:val="6"/>
-        </w:numPr>
-      </w:pPr>
-      <w:r>
-        <w:t>2x Blade Sicherung 30A</w:t>
-      </w:r>
-    </w:p>
-    <w:p>
-      <w:pPr>
-        <w:numPr>
-          <w:ilvl w:val="0"/>
-          <w:numId w:val="6"/>
-        </w:numPr>
-      </w:pPr>
-      <w:r>
-        <w:t>1x Inline Blade Sicherungshalter</w:t>
-      </w:r>
-    </w:p>
-    <w:p>
-      <w:r>
-        <w:rPr>
-          <w:b/>
-          <w:bCs/>
-        </w:rPr>
-        <w:t>Verkabelung:</w:t>
-      </w:r>
-    </w:p>
-    <w:p>
-      <w:pPr>
-        <w:numPr>
-          <w:ilvl w:val="0"/>
-          <w:numId w:val="7"/>
-        </w:numPr>
-      </w:pPr>
-      <w:r>
-        <w:t>3m Kabel 6mm² Rot/Schwarz</w:t>
-      </w:r>
-    </w:p>
-    <w:p>
-      <w:pPr>
-        <w:numPr>
-          <w:ilvl w:val="0"/>
-          <w:numId w:val="7"/>
-        </w:numPr>
-      </w:pPr>
-      <w:r>
-        <w:t>2m Kabel 1,5mm² dreiadrig</w:t>
-      </w:r>
-    </w:p>
-    <w:p>
-      <w:pPr>
-        <w:numPr>
-          <w:ilvl w:val="0"/>
-          <w:numId w:val="7"/>
-        </w:numPr>
-      </w:pPr>
-      <w:r>
-        <w:t>6x Ring-Kabelschuhe 6mm² M8</w:t>
-      </w:r>
-    </w:p>
-    <w:p>
-      <w:pPr>
-        <w:numPr>
-          <w:ilvl w:val="0"/>
-          <w:numId w:val="7"/>
-        </w:numPr>
-      </w:pPr>
-      <w:r>
-        <w:t>4m SOLARTRONICS Extension Cable 6mm² mit MC4</w:t>
-      </w:r>
-    </w:p>
-    <w:p>
-      <w:pPr>
-        <w:numPr>
-          <w:ilvl w:val="0"/>
-          <w:numId w:val="7"/>
-        </w:numPr>
-      </w:pPr>
-      <w:r>
-        <w:t>1m Victron RJ45 UTP Kabel</w:t>
-      </w:r>
-    </w:p>
-    <w:p>
-      <w:pPr>
-        <w:numPr>
-          <w:ilvl w:val="0"/>
-          <w:numId w:val="7"/>
-        </w:numPr>
-      </w:pPr>
-      <w:r>
-        <w:t>Aderendhülsen 1,5mm²</w:t>
-      </w:r>
-    </w:p>
-    <w:p>
-      <w:pPr>
-        <w:numPr>
-          <w:ilvl w:val="0"/>
-          <w:numId w:val="7"/>
-        </w:numPr>
-      </w:pPr>
-      <w:r>
-        <w:t>Kabelbinder</w:t>
-      </w:r>
-    </w:p>
-    <w:p>
-      <w:pPr>
-        <w:numPr>
-          <w:ilvl w:val="0"/>
-          <w:numId w:val="7"/>
-        </w:numPr>
-      </w:pPr>
-      <w:r>
-        <w:t>2 Paar Stäubli MC4 Original</w:t>
-      </w:r>
-    </w:p>
-    <w:p>
-      <w:pPr>
-        <w:rPr>
-          <w:b/>
-          <w:bCs/>
-        </w:rPr>
-      </w:pPr>
-      <w:r>
-        <w:rPr>
-          <w:b/>
-          <w:bCs/>
-        </w:rPr>
-        <w:t>Inhaltsverzeichnis (Final)</w:t>
-      </w:r>
-    </w:p>
-    <w:p>
-      <w:r>
-        <w:t>4.1 Einleitung und Zielsetzung (300 Wörter)</w:t>
-      </w:r>
-    </w:p>
-    <w:p>
-      <w:r>
-        <w:t>4.2 Grundlagen photovoltaischer Energieversorgung (350 Wörter)</w:t>
-      </w:r>
-    </w:p>
-    <w:p>
-      <w:r>
-        <w:t>4.3 Systemauslegung und Skalierung (600 Wörter)</w:t>
-      </w:r>
-    </w:p>
-    <w:p>
-      <w:r>
-        <w:t>4.4 Komponentenauswahl (600 Wörter)</w:t>
-      </w:r>
-    </w:p>
-    <w:p>
-      <w:r>
-        <w:t>4.5 Batterietechnologien im Vergleich (350 Wörter)</w:t>
-      </w:r>
-    </w:p>
-    <w:p>
-      <w:r>
-        <w:t>4.6 Victron Energy System und Monitoring (450 Wörter)</w:t>
-      </w:r>
-    </w:p>
-    <w:p>
-      <w:r>
-        <w:t>4.7 Intelligentes Lastmanagement (550 Wörter)</w:t>
-      </w:r>
-    </w:p>
-    <w:p>
-      <w:r>
-        <w:t>4.8 Wirtschaftliche Analyse (1500 Wörter)</w:t>
-      </w:r>
-    </w:p>
-    <w:p>
-      <w:r>
-        <w:t>4.9 Elektrische Planung Prototyp (350 Wörter)</w:t>
-      </w:r>
-    </w:p>
-    <w:p>
-      <w:r>
-        <w:t>4.10 Aufbau und Inbetriebnahme Prototyp (450 Wörter)</w:t>
-      </w:r>
-    </w:p>
-    <w:p>
-      <w:r>
-        <w:t>4.11 Zusammenfassung und Ausblick (250 Wörter)</w:t>
-      </w:r>
-    </w:p>
-    <w:p>
-      <w:pPr>
-        <w:rPr>
-          <w:b/>
-          <w:bCs/>
-        </w:rPr>
-      </w:pPr>
-      <w:r>
-        <w:rPr>
-          <w:b/>
-          <w:bCs/>
-        </w:rPr>
-        <w:t>Wichtige Quellenangaben</w:t>
-      </w:r>
-    </w:p>
-    <w:p>
-      <w:pPr>
-        <w:numPr>
-          <w:ilvl w:val="0"/>
-          <w:numId w:val="8"/>
-        </w:numPr>
-      </w:pPr>
+        <w:t>Wirtschaftliche Vertretbarkeit</w:t>
+      </w:r>
+    </w:p>
+    <w:p>
+      <w:r>
+        <w:pict w14:anchorId="000A0F9C">
+          <v:rect id="_x0000_i1059" style="width:0;height:1.5pt" o:hralign="center" o:hrstd="t" o:hr="t" fillcolor="#a0a0a0" stroked="f"/>
+        </w:pict>
+      </w:r>
+    </w:p>
+    <w:p>
+      <w:r>
+        <w:t>Charakter der Arbeit</w:t>
+      </w:r>
+    </w:p>
+    <w:p>
       <w:r>
         <w:lastRenderedPageBreak/>
-        <w:t>Victron Energy Dokumentation und Datasheets</w:t>
-      </w:r>
-    </w:p>
-    <w:p>
-      <w:pPr>
-        <w:numPr>
-          <w:ilvl w:val="0"/>
-          <w:numId w:val="8"/>
-        </w:numPr>
-      </w:pPr>
-      <w:r>
-        <w:t>PVGIS Europa für Solarertragsdaten Österreich</w:t>
-      </w:r>
-    </w:p>
-    <w:p>
-      <w:pPr>
-        <w:numPr>
-          <w:ilvl w:val="0"/>
-          <w:numId w:val="8"/>
-        </w:numPr>
-      </w:pPr>
-      <w:r>
-        <w:t>OeMAG für Einspeisevergütung</w:t>
-      </w:r>
-    </w:p>
-    <w:p>
-      <w:pPr>
-        <w:numPr>
-          <w:ilvl w:val="0"/>
-          <w:numId w:val="8"/>
-        </w:numPr>
-      </w:pPr>
-      <w:r>
-        <w:t>ÖVE/ÖNORM E 8001-4-41 für Sicherheit</w:t>
-      </w:r>
-    </w:p>
-    <w:p>
-      <w:pPr>
-        <w:numPr>
-          <w:ilvl w:val="0"/>
-          <w:numId w:val="8"/>
-        </w:numPr>
-      </w:pPr>
-      <w:r>
-        <w:t>IEEE Standard 1547 für Grid-Tie Systeme</w:t>
+        <w:t>Die Arbeit ist praxisorientiert mit realem Systemaufbau, elektrischer Planung, Inbetriebnahme und Konfiguration.</w:t>
+      </w:r>
+      <w:r>
+        <w:br/>
+        <w:t>Der Prototyp dient als technisch validiertes Demonstrationssystem, nicht als vollständig autarkes Dauerbetriebssystem.</w:t>
       </w:r>
     </w:p>
     <w:p/>
@@ -1039,6 +893,155 @@
     </w:lvl>
   </w:abstractNum>
   <w:abstractNum w:abstractNumId="2" w15:restartNumberingAfterBreak="0">
+    <w:nsid w:val="1C1D4A3A"/>
+    <w:multiLevelType w:val="multilevel"/>
+    <w:tmpl w:val="B672E5B2"/>
+    <w:lvl w:ilvl="0">
+      <w:start w:val="1"/>
+      <w:numFmt w:val="bullet"/>
+      <w:lvlText w:val=""/>
+      <w:lvlJc w:val="left"/>
+      <w:pPr>
+        <w:tabs>
+          <w:tab w:val="num" w:pos="720"/>
+        </w:tabs>
+        <w:ind w:left="720" w:hanging="360"/>
+      </w:pPr>
+      <w:rPr>
+        <w:rFonts w:ascii="Symbol" w:hAnsi="Symbol" w:hint="default"/>
+        <w:sz w:val="20"/>
+      </w:rPr>
+    </w:lvl>
+    <w:lvl w:ilvl="1" w:tentative="1">
+      <w:start w:val="1"/>
+      <w:numFmt w:val="bullet"/>
+      <w:lvlText w:val="o"/>
+      <w:lvlJc w:val="left"/>
+      <w:pPr>
+        <w:tabs>
+          <w:tab w:val="num" w:pos="1440"/>
+        </w:tabs>
+        <w:ind w:left="1440" w:hanging="360"/>
+      </w:pPr>
+      <w:rPr>
+        <w:rFonts w:ascii="Courier New" w:hAnsi="Courier New" w:hint="default"/>
+        <w:sz w:val="20"/>
+      </w:rPr>
+    </w:lvl>
+    <w:lvl w:ilvl="2" w:tentative="1">
+      <w:start w:val="1"/>
+      <w:numFmt w:val="bullet"/>
+      <w:lvlText w:val=""/>
+      <w:lvlJc w:val="left"/>
+      <w:pPr>
+        <w:tabs>
+          <w:tab w:val="num" w:pos="2160"/>
+        </w:tabs>
+        <w:ind w:left="2160" w:hanging="360"/>
+      </w:pPr>
+      <w:rPr>
+        <w:rFonts w:ascii="Wingdings" w:hAnsi="Wingdings" w:hint="default"/>
+        <w:sz w:val="20"/>
+      </w:rPr>
+    </w:lvl>
+    <w:lvl w:ilvl="3" w:tentative="1">
+      <w:start w:val="1"/>
+      <w:numFmt w:val="bullet"/>
+      <w:lvlText w:val=""/>
+      <w:lvlJc w:val="left"/>
+      <w:pPr>
+        <w:tabs>
+          <w:tab w:val="num" w:pos="2880"/>
+        </w:tabs>
+        <w:ind w:left="2880" w:hanging="360"/>
+      </w:pPr>
+      <w:rPr>
+        <w:rFonts w:ascii="Wingdings" w:hAnsi="Wingdings" w:hint="default"/>
+        <w:sz w:val="20"/>
+      </w:rPr>
+    </w:lvl>
+    <w:lvl w:ilvl="4" w:tentative="1">
+      <w:start w:val="1"/>
+      <w:numFmt w:val="bullet"/>
+      <w:lvlText w:val=""/>
+      <w:lvlJc w:val="left"/>
+      <w:pPr>
+        <w:tabs>
+          <w:tab w:val="num" w:pos="3600"/>
+        </w:tabs>
+        <w:ind w:left="3600" w:hanging="360"/>
+      </w:pPr>
+      <w:rPr>
+        <w:rFonts w:ascii="Wingdings" w:hAnsi="Wingdings" w:hint="default"/>
+        <w:sz w:val="20"/>
+      </w:rPr>
+    </w:lvl>
+    <w:lvl w:ilvl="5" w:tentative="1">
+      <w:start w:val="1"/>
+      <w:numFmt w:val="bullet"/>
+      <w:lvlText w:val=""/>
+      <w:lvlJc w:val="left"/>
+      <w:pPr>
+        <w:tabs>
+          <w:tab w:val="num" w:pos="4320"/>
+        </w:tabs>
+        <w:ind w:left="4320" w:hanging="360"/>
+      </w:pPr>
+      <w:rPr>
+        <w:rFonts w:ascii="Wingdings" w:hAnsi="Wingdings" w:hint="default"/>
+        <w:sz w:val="20"/>
+      </w:rPr>
+    </w:lvl>
+    <w:lvl w:ilvl="6" w:tentative="1">
+      <w:start w:val="1"/>
+      <w:numFmt w:val="bullet"/>
+      <w:lvlText w:val=""/>
+      <w:lvlJc w:val="left"/>
+      <w:pPr>
+        <w:tabs>
+          <w:tab w:val="num" w:pos="5040"/>
+        </w:tabs>
+        <w:ind w:left="5040" w:hanging="360"/>
+      </w:pPr>
+      <w:rPr>
+        <w:rFonts w:ascii="Wingdings" w:hAnsi="Wingdings" w:hint="default"/>
+        <w:sz w:val="20"/>
+      </w:rPr>
+    </w:lvl>
+    <w:lvl w:ilvl="7" w:tentative="1">
+      <w:start w:val="1"/>
+      <w:numFmt w:val="bullet"/>
+      <w:lvlText w:val=""/>
+      <w:lvlJc w:val="left"/>
+      <w:pPr>
+        <w:tabs>
+          <w:tab w:val="num" w:pos="5760"/>
+        </w:tabs>
+        <w:ind w:left="5760" w:hanging="360"/>
+      </w:pPr>
+      <w:rPr>
+        <w:rFonts w:ascii="Wingdings" w:hAnsi="Wingdings" w:hint="default"/>
+        <w:sz w:val="20"/>
+      </w:rPr>
+    </w:lvl>
+    <w:lvl w:ilvl="8" w:tentative="1">
+      <w:start w:val="1"/>
+      <w:numFmt w:val="bullet"/>
+      <w:lvlText w:val=""/>
+      <w:lvlJc w:val="left"/>
+      <w:pPr>
+        <w:tabs>
+          <w:tab w:val="num" w:pos="6480"/>
+        </w:tabs>
+        <w:ind w:left="6480" w:hanging="360"/>
+      </w:pPr>
+      <w:rPr>
+        <w:rFonts w:ascii="Wingdings" w:hAnsi="Wingdings" w:hint="default"/>
+        <w:sz w:val="20"/>
+      </w:rPr>
+    </w:lvl>
+  </w:abstractNum>
+  <w:abstractNum w:abstractNumId="3" w15:restartNumberingAfterBreak="0">
     <w:nsid w:val="1D9A4753"/>
     <w:multiLevelType w:val="multilevel"/>
     <w:tmpl w:val="E71E1208"/>
@@ -1187,7 +1190,273 @@
       </w:rPr>
     </w:lvl>
   </w:abstractNum>
-  <w:abstractNum w:abstractNumId="3" w15:restartNumberingAfterBreak="0">
+  <w:abstractNum w:abstractNumId="4" w15:restartNumberingAfterBreak="0">
+    <w:nsid w:val="2C6E299D"/>
+    <w:multiLevelType w:val="multilevel"/>
+    <w:tmpl w:val="45C6100A"/>
+    <w:lvl w:ilvl="0">
+      <w:start w:val="1"/>
+      <w:numFmt w:val="bullet"/>
+      <w:lvlText w:val=""/>
+      <w:lvlJc w:val="left"/>
+      <w:pPr>
+        <w:tabs>
+          <w:tab w:val="num" w:pos="720"/>
+        </w:tabs>
+        <w:ind w:left="720" w:hanging="360"/>
+      </w:pPr>
+      <w:rPr>
+        <w:rFonts w:ascii="Symbol" w:hAnsi="Symbol" w:hint="default"/>
+        <w:sz w:val="20"/>
+      </w:rPr>
+    </w:lvl>
+    <w:lvl w:ilvl="1" w:tentative="1">
+      <w:start w:val="1"/>
+      <w:numFmt w:val="bullet"/>
+      <w:lvlText w:val="o"/>
+      <w:lvlJc w:val="left"/>
+      <w:pPr>
+        <w:tabs>
+          <w:tab w:val="num" w:pos="1440"/>
+        </w:tabs>
+        <w:ind w:left="1440" w:hanging="360"/>
+      </w:pPr>
+      <w:rPr>
+        <w:rFonts w:ascii="Courier New" w:hAnsi="Courier New" w:hint="default"/>
+        <w:sz w:val="20"/>
+      </w:rPr>
+    </w:lvl>
+    <w:lvl w:ilvl="2" w:tentative="1">
+      <w:start w:val="1"/>
+      <w:numFmt w:val="bullet"/>
+      <w:lvlText w:val=""/>
+      <w:lvlJc w:val="left"/>
+      <w:pPr>
+        <w:tabs>
+          <w:tab w:val="num" w:pos="2160"/>
+        </w:tabs>
+        <w:ind w:left="2160" w:hanging="360"/>
+      </w:pPr>
+      <w:rPr>
+        <w:rFonts w:ascii="Wingdings" w:hAnsi="Wingdings" w:hint="default"/>
+        <w:sz w:val="20"/>
+      </w:rPr>
+    </w:lvl>
+    <w:lvl w:ilvl="3" w:tentative="1">
+      <w:start w:val="1"/>
+      <w:numFmt w:val="bullet"/>
+      <w:lvlText w:val=""/>
+      <w:lvlJc w:val="left"/>
+      <w:pPr>
+        <w:tabs>
+          <w:tab w:val="num" w:pos="2880"/>
+        </w:tabs>
+        <w:ind w:left="2880" w:hanging="360"/>
+      </w:pPr>
+      <w:rPr>
+        <w:rFonts w:ascii="Wingdings" w:hAnsi="Wingdings" w:hint="default"/>
+        <w:sz w:val="20"/>
+      </w:rPr>
+    </w:lvl>
+    <w:lvl w:ilvl="4" w:tentative="1">
+      <w:start w:val="1"/>
+      <w:numFmt w:val="bullet"/>
+      <w:lvlText w:val=""/>
+      <w:lvlJc w:val="left"/>
+      <w:pPr>
+        <w:tabs>
+          <w:tab w:val="num" w:pos="3600"/>
+        </w:tabs>
+        <w:ind w:left="3600" w:hanging="360"/>
+      </w:pPr>
+      <w:rPr>
+        <w:rFonts w:ascii="Wingdings" w:hAnsi="Wingdings" w:hint="default"/>
+        <w:sz w:val="20"/>
+      </w:rPr>
+    </w:lvl>
+    <w:lvl w:ilvl="5" w:tentative="1">
+      <w:start w:val="1"/>
+      <w:numFmt w:val="bullet"/>
+      <w:lvlText w:val=""/>
+      <w:lvlJc w:val="left"/>
+      <w:pPr>
+        <w:tabs>
+          <w:tab w:val="num" w:pos="4320"/>
+        </w:tabs>
+        <w:ind w:left="4320" w:hanging="360"/>
+      </w:pPr>
+      <w:rPr>
+        <w:rFonts w:ascii="Wingdings" w:hAnsi="Wingdings" w:hint="default"/>
+        <w:sz w:val="20"/>
+      </w:rPr>
+    </w:lvl>
+    <w:lvl w:ilvl="6" w:tentative="1">
+      <w:start w:val="1"/>
+      <w:numFmt w:val="bullet"/>
+      <w:lvlText w:val=""/>
+      <w:lvlJc w:val="left"/>
+      <w:pPr>
+        <w:tabs>
+          <w:tab w:val="num" w:pos="5040"/>
+        </w:tabs>
+        <w:ind w:left="5040" w:hanging="360"/>
+      </w:pPr>
+      <w:rPr>
+        <w:rFonts w:ascii="Wingdings" w:hAnsi="Wingdings" w:hint="default"/>
+        <w:sz w:val="20"/>
+      </w:rPr>
+    </w:lvl>
+    <w:lvl w:ilvl="7" w:tentative="1">
+      <w:start w:val="1"/>
+      <w:numFmt w:val="bullet"/>
+      <w:lvlText w:val=""/>
+      <w:lvlJc w:val="left"/>
+      <w:pPr>
+        <w:tabs>
+          <w:tab w:val="num" w:pos="5760"/>
+        </w:tabs>
+        <w:ind w:left="5760" w:hanging="360"/>
+      </w:pPr>
+      <w:rPr>
+        <w:rFonts w:ascii="Wingdings" w:hAnsi="Wingdings" w:hint="default"/>
+        <w:sz w:val="20"/>
+      </w:rPr>
+    </w:lvl>
+    <w:lvl w:ilvl="8" w:tentative="1">
+      <w:start w:val="1"/>
+      <w:numFmt w:val="bullet"/>
+      <w:lvlText w:val=""/>
+      <w:lvlJc w:val="left"/>
+      <w:pPr>
+        <w:tabs>
+          <w:tab w:val="num" w:pos="6480"/>
+        </w:tabs>
+        <w:ind w:left="6480" w:hanging="360"/>
+      </w:pPr>
+      <w:rPr>
+        <w:rFonts w:ascii="Wingdings" w:hAnsi="Wingdings" w:hint="default"/>
+        <w:sz w:val="20"/>
+      </w:rPr>
+    </w:lvl>
+  </w:abstractNum>
+  <w:abstractNum w:abstractNumId="5" w15:restartNumberingAfterBreak="0">
+    <w:nsid w:val="328E202D"/>
+    <w:multiLevelType w:val="multilevel"/>
+    <w:tmpl w:val="342E358A"/>
+    <w:lvl w:ilvl="0">
+      <w:start w:val="1"/>
+      <w:numFmt w:val="decimal"/>
+      <w:lvlText w:val="%1."/>
+      <w:lvlJc w:val="left"/>
+      <w:pPr>
+        <w:tabs>
+          <w:tab w:val="num" w:pos="720"/>
+        </w:tabs>
+        <w:ind w:left="720" w:hanging="360"/>
+      </w:pPr>
+    </w:lvl>
+    <w:lvl w:ilvl="1">
+      <w:start w:val="1"/>
+      <w:numFmt w:val="bullet"/>
+      <w:lvlText w:val="o"/>
+      <w:lvlJc w:val="left"/>
+      <w:pPr>
+        <w:tabs>
+          <w:tab w:val="num" w:pos="1440"/>
+        </w:tabs>
+        <w:ind w:left="1440" w:hanging="360"/>
+      </w:pPr>
+      <w:rPr>
+        <w:rFonts w:ascii="Courier New" w:hAnsi="Courier New" w:hint="default"/>
+        <w:sz w:val="20"/>
+      </w:rPr>
+    </w:lvl>
+    <w:lvl w:ilvl="2" w:tentative="1">
+      <w:start w:val="1"/>
+      <w:numFmt w:val="decimal"/>
+      <w:lvlText w:val="%3."/>
+      <w:lvlJc w:val="left"/>
+      <w:pPr>
+        <w:tabs>
+          <w:tab w:val="num" w:pos="2160"/>
+        </w:tabs>
+        <w:ind w:left="2160" w:hanging="360"/>
+      </w:pPr>
+    </w:lvl>
+    <w:lvl w:ilvl="3" w:tentative="1">
+      <w:start w:val="1"/>
+      <w:numFmt w:val="decimal"/>
+      <w:lvlText w:val="%4."/>
+      <w:lvlJc w:val="left"/>
+      <w:pPr>
+        <w:tabs>
+          <w:tab w:val="num" w:pos="2880"/>
+        </w:tabs>
+        <w:ind w:left="2880" w:hanging="360"/>
+      </w:pPr>
+    </w:lvl>
+    <w:lvl w:ilvl="4" w:tentative="1">
+      <w:start w:val="1"/>
+      <w:numFmt w:val="decimal"/>
+      <w:lvlText w:val="%5."/>
+      <w:lvlJc w:val="left"/>
+      <w:pPr>
+        <w:tabs>
+          <w:tab w:val="num" w:pos="3600"/>
+        </w:tabs>
+        <w:ind w:left="3600" w:hanging="360"/>
+      </w:pPr>
+    </w:lvl>
+    <w:lvl w:ilvl="5" w:tentative="1">
+      <w:start w:val="1"/>
+      <w:numFmt w:val="decimal"/>
+      <w:lvlText w:val="%6."/>
+      <w:lvlJc w:val="left"/>
+      <w:pPr>
+        <w:tabs>
+          <w:tab w:val="num" w:pos="4320"/>
+        </w:tabs>
+        <w:ind w:left="4320" w:hanging="360"/>
+      </w:pPr>
+    </w:lvl>
+    <w:lvl w:ilvl="6" w:tentative="1">
+      <w:start w:val="1"/>
+      <w:numFmt w:val="decimal"/>
+      <w:lvlText w:val="%7."/>
+      <w:lvlJc w:val="left"/>
+      <w:pPr>
+        <w:tabs>
+          <w:tab w:val="num" w:pos="5040"/>
+        </w:tabs>
+        <w:ind w:left="5040" w:hanging="360"/>
+      </w:pPr>
+    </w:lvl>
+    <w:lvl w:ilvl="7" w:tentative="1">
+      <w:start w:val="1"/>
+      <w:numFmt w:val="decimal"/>
+      <w:lvlText w:val="%8."/>
+      <w:lvlJc w:val="left"/>
+      <w:pPr>
+        <w:tabs>
+          <w:tab w:val="num" w:pos="5760"/>
+        </w:tabs>
+        <w:ind w:left="5760" w:hanging="360"/>
+      </w:pPr>
+    </w:lvl>
+    <w:lvl w:ilvl="8" w:tentative="1">
+      <w:start w:val="1"/>
+      <w:numFmt w:val="decimal"/>
+      <w:lvlText w:val="%9."/>
+      <w:lvlJc w:val="left"/>
+      <w:pPr>
+        <w:tabs>
+          <w:tab w:val="num" w:pos="6480"/>
+        </w:tabs>
+        <w:ind w:left="6480" w:hanging="360"/>
+      </w:pPr>
+    </w:lvl>
+  </w:abstractNum>
+  <w:abstractNum w:abstractNumId="6" w15:restartNumberingAfterBreak="0">
     <w:nsid w:val="3C7803CF"/>
     <w:multiLevelType w:val="multilevel"/>
     <w:tmpl w:val="AF747DD2"/>
@@ -1336,7 +1605,7 @@
       </w:rPr>
     </w:lvl>
   </w:abstractNum>
-  <w:abstractNum w:abstractNumId="4" w15:restartNumberingAfterBreak="0">
+  <w:abstractNum w:abstractNumId="7" w15:restartNumberingAfterBreak="0">
     <w:nsid w:val="3CA544A4"/>
     <w:multiLevelType w:val="multilevel"/>
     <w:tmpl w:val="1B4EEE80"/>
@@ -1485,7 +1754,7 @@
       </w:rPr>
     </w:lvl>
   </w:abstractNum>
-  <w:abstractNum w:abstractNumId="5" w15:restartNumberingAfterBreak="0">
+  <w:abstractNum w:abstractNumId="8" w15:restartNumberingAfterBreak="0">
     <w:nsid w:val="40D8604E"/>
     <w:multiLevelType w:val="multilevel"/>
     <w:tmpl w:val="9EE42D30"/>
@@ -1634,7 +1903,305 @@
       </w:rPr>
     </w:lvl>
   </w:abstractNum>
-  <w:abstractNum w:abstractNumId="6" w15:restartNumberingAfterBreak="0">
+  <w:abstractNum w:abstractNumId="9" w15:restartNumberingAfterBreak="0">
+    <w:nsid w:val="581E37E0"/>
+    <w:multiLevelType w:val="multilevel"/>
+    <w:tmpl w:val="B2866C3C"/>
+    <w:lvl w:ilvl="0">
+      <w:start w:val="1"/>
+      <w:numFmt w:val="bullet"/>
+      <w:lvlText w:val=""/>
+      <w:lvlJc w:val="left"/>
+      <w:pPr>
+        <w:tabs>
+          <w:tab w:val="num" w:pos="720"/>
+        </w:tabs>
+        <w:ind w:left="720" w:hanging="360"/>
+      </w:pPr>
+      <w:rPr>
+        <w:rFonts w:ascii="Symbol" w:hAnsi="Symbol" w:hint="default"/>
+        <w:sz w:val="20"/>
+      </w:rPr>
+    </w:lvl>
+    <w:lvl w:ilvl="1" w:tentative="1">
+      <w:start w:val="1"/>
+      <w:numFmt w:val="bullet"/>
+      <w:lvlText w:val="o"/>
+      <w:lvlJc w:val="left"/>
+      <w:pPr>
+        <w:tabs>
+          <w:tab w:val="num" w:pos="1440"/>
+        </w:tabs>
+        <w:ind w:left="1440" w:hanging="360"/>
+      </w:pPr>
+      <w:rPr>
+        <w:rFonts w:ascii="Courier New" w:hAnsi="Courier New" w:hint="default"/>
+        <w:sz w:val="20"/>
+      </w:rPr>
+    </w:lvl>
+    <w:lvl w:ilvl="2" w:tentative="1">
+      <w:start w:val="1"/>
+      <w:numFmt w:val="bullet"/>
+      <w:lvlText w:val=""/>
+      <w:lvlJc w:val="left"/>
+      <w:pPr>
+        <w:tabs>
+          <w:tab w:val="num" w:pos="2160"/>
+        </w:tabs>
+        <w:ind w:left="2160" w:hanging="360"/>
+      </w:pPr>
+      <w:rPr>
+        <w:rFonts w:ascii="Wingdings" w:hAnsi="Wingdings" w:hint="default"/>
+        <w:sz w:val="20"/>
+      </w:rPr>
+    </w:lvl>
+    <w:lvl w:ilvl="3" w:tentative="1">
+      <w:start w:val="1"/>
+      <w:numFmt w:val="bullet"/>
+      <w:lvlText w:val=""/>
+      <w:lvlJc w:val="left"/>
+      <w:pPr>
+        <w:tabs>
+          <w:tab w:val="num" w:pos="2880"/>
+        </w:tabs>
+        <w:ind w:left="2880" w:hanging="360"/>
+      </w:pPr>
+      <w:rPr>
+        <w:rFonts w:ascii="Wingdings" w:hAnsi="Wingdings" w:hint="default"/>
+        <w:sz w:val="20"/>
+      </w:rPr>
+    </w:lvl>
+    <w:lvl w:ilvl="4" w:tentative="1">
+      <w:start w:val="1"/>
+      <w:numFmt w:val="bullet"/>
+      <w:lvlText w:val=""/>
+      <w:lvlJc w:val="left"/>
+      <w:pPr>
+        <w:tabs>
+          <w:tab w:val="num" w:pos="3600"/>
+        </w:tabs>
+        <w:ind w:left="3600" w:hanging="360"/>
+      </w:pPr>
+      <w:rPr>
+        <w:rFonts w:ascii="Wingdings" w:hAnsi="Wingdings" w:hint="default"/>
+        <w:sz w:val="20"/>
+      </w:rPr>
+    </w:lvl>
+    <w:lvl w:ilvl="5" w:tentative="1">
+      <w:start w:val="1"/>
+      <w:numFmt w:val="bullet"/>
+      <w:lvlText w:val=""/>
+      <w:lvlJc w:val="left"/>
+      <w:pPr>
+        <w:tabs>
+          <w:tab w:val="num" w:pos="4320"/>
+        </w:tabs>
+        <w:ind w:left="4320" w:hanging="360"/>
+      </w:pPr>
+      <w:rPr>
+        <w:rFonts w:ascii="Wingdings" w:hAnsi="Wingdings" w:hint="default"/>
+        <w:sz w:val="20"/>
+      </w:rPr>
+    </w:lvl>
+    <w:lvl w:ilvl="6" w:tentative="1">
+      <w:start w:val="1"/>
+      <w:numFmt w:val="bullet"/>
+      <w:lvlText w:val=""/>
+      <w:lvlJc w:val="left"/>
+      <w:pPr>
+        <w:tabs>
+          <w:tab w:val="num" w:pos="5040"/>
+        </w:tabs>
+        <w:ind w:left="5040" w:hanging="360"/>
+      </w:pPr>
+      <w:rPr>
+        <w:rFonts w:ascii="Wingdings" w:hAnsi="Wingdings" w:hint="default"/>
+        <w:sz w:val="20"/>
+      </w:rPr>
+    </w:lvl>
+    <w:lvl w:ilvl="7" w:tentative="1">
+      <w:start w:val="1"/>
+      <w:numFmt w:val="bullet"/>
+      <w:lvlText w:val=""/>
+      <w:lvlJc w:val="left"/>
+      <w:pPr>
+        <w:tabs>
+          <w:tab w:val="num" w:pos="5760"/>
+        </w:tabs>
+        <w:ind w:left="5760" w:hanging="360"/>
+      </w:pPr>
+      <w:rPr>
+        <w:rFonts w:ascii="Wingdings" w:hAnsi="Wingdings" w:hint="default"/>
+        <w:sz w:val="20"/>
+      </w:rPr>
+    </w:lvl>
+    <w:lvl w:ilvl="8" w:tentative="1">
+      <w:start w:val="1"/>
+      <w:numFmt w:val="bullet"/>
+      <w:lvlText w:val=""/>
+      <w:lvlJc w:val="left"/>
+      <w:pPr>
+        <w:tabs>
+          <w:tab w:val="num" w:pos="6480"/>
+        </w:tabs>
+        <w:ind w:left="6480" w:hanging="360"/>
+      </w:pPr>
+      <w:rPr>
+        <w:rFonts w:ascii="Wingdings" w:hAnsi="Wingdings" w:hint="default"/>
+        <w:sz w:val="20"/>
+      </w:rPr>
+    </w:lvl>
+  </w:abstractNum>
+  <w:abstractNum w:abstractNumId="10" w15:restartNumberingAfterBreak="0">
+    <w:nsid w:val="61F41F01"/>
+    <w:multiLevelType w:val="multilevel"/>
+    <w:tmpl w:val="4C3AB1CC"/>
+    <w:lvl w:ilvl="0">
+      <w:start w:val="1"/>
+      <w:numFmt w:val="bullet"/>
+      <w:lvlText w:val=""/>
+      <w:lvlJc w:val="left"/>
+      <w:pPr>
+        <w:tabs>
+          <w:tab w:val="num" w:pos="720"/>
+        </w:tabs>
+        <w:ind w:left="720" w:hanging="360"/>
+      </w:pPr>
+      <w:rPr>
+        <w:rFonts w:ascii="Symbol" w:hAnsi="Symbol" w:hint="default"/>
+        <w:sz w:val="20"/>
+      </w:rPr>
+    </w:lvl>
+    <w:lvl w:ilvl="1" w:tentative="1">
+      <w:start w:val="1"/>
+      <w:numFmt w:val="bullet"/>
+      <w:lvlText w:val="o"/>
+      <w:lvlJc w:val="left"/>
+      <w:pPr>
+        <w:tabs>
+          <w:tab w:val="num" w:pos="1440"/>
+        </w:tabs>
+        <w:ind w:left="1440" w:hanging="360"/>
+      </w:pPr>
+      <w:rPr>
+        <w:rFonts w:ascii="Courier New" w:hAnsi="Courier New" w:hint="default"/>
+        <w:sz w:val="20"/>
+      </w:rPr>
+    </w:lvl>
+    <w:lvl w:ilvl="2" w:tentative="1">
+      <w:start w:val="1"/>
+      <w:numFmt w:val="bullet"/>
+      <w:lvlText w:val=""/>
+      <w:lvlJc w:val="left"/>
+      <w:pPr>
+        <w:tabs>
+          <w:tab w:val="num" w:pos="2160"/>
+        </w:tabs>
+        <w:ind w:left="2160" w:hanging="360"/>
+      </w:pPr>
+      <w:rPr>
+        <w:rFonts w:ascii="Wingdings" w:hAnsi="Wingdings" w:hint="default"/>
+        <w:sz w:val="20"/>
+      </w:rPr>
+    </w:lvl>
+    <w:lvl w:ilvl="3" w:tentative="1">
+      <w:start w:val="1"/>
+      <w:numFmt w:val="bullet"/>
+      <w:lvlText w:val=""/>
+      <w:lvlJc w:val="left"/>
+      <w:pPr>
+        <w:tabs>
+          <w:tab w:val="num" w:pos="2880"/>
+        </w:tabs>
+        <w:ind w:left="2880" w:hanging="360"/>
+      </w:pPr>
+      <w:rPr>
+        <w:rFonts w:ascii="Wingdings" w:hAnsi="Wingdings" w:hint="default"/>
+        <w:sz w:val="20"/>
+      </w:rPr>
+    </w:lvl>
+    <w:lvl w:ilvl="4" w:tentative="1">
+      <w:start w:val="1"/>
+      <w:numFmt w:val="bullet"/>
+      <w:lvlText w:val=""/>
+      <w:lvlJc w:val="left"/>
+      <w:pPr>
+        <w:tabs>
+          <w:tab w:val="num" w:pos="3600"/>
+        </w:tabs>
+        <w:ind w:left="3600" w:hanging="360"/>
+      </w:pPr>
+      <w:rPr>
+        <w:rFonts w:ascii="Wingdings" w:hAnsi="Wingdings" w:hint="default"/>
+        <w:sz w:val="20"/>
+      </w:rPr>
+    </w:lvl>
+    <w:lvl w:ilvl="5" w:tentative="1">
+      <w:start w:val="1"/>
+      <w:numFmt w:val="bullet"/>
+      <w:lvlText w:val=""/>
+      <w:lvlJc w:val="left"/>
+      <w:pPr>
+        <w:tabs>
+          <w:tab w:val="num" w:pos="4320"/>
+        </w:tabs>
+        <w:ind w:left="4320" w:hanging="360"/>
+      </w:pPr>
+      <w:rPr>
+        <w:rFonts w:ascii="Wingdings" w:hAnsi="Wingdings" w:hint="default"/>
+        <w:sz w:val="20"/>
+      </w:rPr>
+    </w:lvl>
+    <w:lvl w:ilvl="6" w:tentative="1">
+      <w:start w:val="1"/>
+      <w:numFmt w:val="bullet"/>
+      <w:lvlText w:val=""/>
+      <w:lvlJc w:val="left"/>
+      <w:pPr>
+        <w:tabs>
+          <w:tab w:val="num" w:pos="5040"/>
+        </w:tabs>
+        <w:ind w:left="5040" w:hanging="360"/>
+      </w:pPr>
+      <w:rPr>
+        <w:rFonts w:ascii="Wingdings" w:hAnsi="Wingdings" w:hint="default"/>
+        <w:sz w:val="20"/>
+      </w:rPr>
+    </w:lvl>
+    <w:lvl w:ilvl="7" w:tentative="1">
+      <w:start w:val="1"/>
+      <w:numFmt w:val="bullet"/>
+      <w:lvlText w:val=""/>
+      <w:lvlJc w:val="left"/>
+      <w:pPr>
+        <w:tabs>
+          <w:tab w:val="num" w:pos="5760"/>
+        </w:tabs>
+        <w:ind w:left="5760" w:hanging="360"/>
+      </w:pPr>
+      <w:rPr>
+        <w:rFonts w:ascii="Wingdings" w:hAnsi="Wingdings" w:hint="default"/>
+        <w:sz w:val="20"/>
+      </w:rPr>
+    </w:lvl>
+    <w:lvl w:ilvl="8" w:tentative="1">
+      <w:start w:val="1"/>
+      <w:numFmt w:val="bullet"/>
+      <w:lvlText w:val=""/>
+      <w:lvlJc w:val="left"/>
+      <w:pPr>
+        <w:tabs>
+          <w:tab w:val="num" w:pos="6480"/>
+        </w:tabs>
+        <w:ind w:left="6480" w:hanging="360"/>
+      </w:pPr>
+      <w:rPr>
+        <w:rFonts w:ascii="Wingdings" w:hAnsi="Wingdings" w:hint="default"/>
+        <w:sz w:val="20"/>
+      </w:rPr>
+    </w:lvl>
+  </w:abstractNum>
+  <w:abstractNum w:abstractNumId="11" w15:restartNumberingAfterBreak="0">
     <w:nsid w:val="6E2126DA"/>
     <w:multiLevelType w:val="multilevel"/>
     <w:tmpl w:val="6B726870"/>
@@ -1783,7 +2350,7 @@
       </w:rPr>
     </w:lvl>
   </w:abstractNum>
-  <w:abstractNum w:abstractNumId="7" w15:restartNumberingAfterBreak="0">
+  <w:abstractNum w:abstractNumId="12" w15:restartNumberingAfterBreak="0">
     <w:nsid w:val="70C15BD2"/>
     <w:multiLevelType w:val="multilevel"/>
     <w:tmpl w:val="8068A478"/>
@@ -1932,29 +2499,196 @@
       </w:rPr>
     </w:lvl>
   </w:abstractNum>
+  <w:abstractNum w:abstractNumId="13" w15:restartNumberingAfterBreak="0">
+    <w:nsid w:val="7F3B6086"/>
+    <w:multiLevelType w:val="multilevel"/>
+    <w:tmpl w:val="837A619C"/>
+    <w:lvl w:ilvl="0">
+      <w:start w:val="1"/>
+      <w:numFmt w:val="bullet"/>
+      <w:lvlText w:val=""/>
+      <w:lvlJc w:val="left"/>
+      <w:pPr>
+        <w:tabs>
+          <w:tab w:val="num" w:pos="720"/>
+        </w:tabs>
+        <w:ind w:left="720" w:hanging="360"/>
+      </w:pPr>
+      <w:rPr>
+        <w:rFonts w:ascii="Symbol" w:hAnsi="Symbol" w:hint="default"/>
+        <w:sz w:val="20"/>
+      </w:rPr>
+    </w:lvl>
+    <w:lvl w:ilvl="1" w:tentative="1">
+      <w:start w:val="1"/>
+      <w:numFmt w:val="bullet"/>
+      <w:lvlText w:val="o"/>
+      <w:lvlJc w:val="left"/>
+      <w:pPr>
+        <w:tabs>
+          <w:tab w:val="num" w:pos="1440"/>
+        </w:tabs>
+        <w:ind w:left="1440" w:hanging="360"/>
+      </w:pPr>
+      <w:rPr>
+        <w:rFonts w:ascii="Courier New" w:hAnsi="Courier New" w:hint="default"/>
+        <w:sz w:val="20"/>
+      </w:rPr>
+    </w:lvl>
+    <w:lvl w:ilvl="2" w:tentative="1">
+      <w:start w:val="1"/>
+      <w:numFmt w:val="bullet"/>
+      <w:lvlText w:val=""/>
+      <w:lvlJc w:val="left"/>
+      <w:pPr>
+        <w:tabs>
+          <w:tab w:val="num" w:pos="2160"/>
+        </w:tabs>
+        <w:ind w:left="2160" w:hanging="360"/>
+      </w:pPr>
+      <w:rPr>
+        <w:rFonts w:ascii="Wingdings" w:hAnsi="Wingdings" w:hint="default"/>
+        <w:sz w:val="20"/>
+      </w:rPr>
+    </w:lvl>
+    <w:lvl w:ilvl="3" w:tentative="1">
+      <w:start w:val="1"/>
+      <w:numFmt w:val="bullet"/>
+      <w:lvlText w:val=""/>
+      <w:lvlJc w:val="left"/>
+      <w:pPr>
+        <w:tabs>
+          <w:tab w:val="num" w:pos="2880"/>
+        </w:tabs>
+        <w:ind w:left="2880" w:hanging="360"/>
+      </w:pPr>
+      <w:rPr>
+        <w:rFonts w:ascii="Wingdings" w:hAnsi="Wingdings" w:hint="default"/>
+        <w:sz w:val="20"/>
+      </w:rPr>
+    </w:lvl>
+    <w:lvl w:ilvl="4" w:tentative="1">
+      <w:start w:val="1"/>
+      <w:numFmt w:val="bullet"/>
+      <w:lvlText w:val=""/>
+      <w:lvlJc w:val="left"/>
+      <w:pPr>
+        <w:tabs>
+          <w:tab w:val="num" w:pos="3600"/>
+        </w:tabs>
+        <w:ind w:left="3600" w:hanging="360"/>
+      </w:pPr>
+      <w:rPr>
+        <w:rFonts w:ascii="Wingdings" w:hAnsi="Wingdings" w:hint="default"/>
+        <w:sz w:val="20"/>
+      </w:rPr>
+    </w:lvl>
+    <w:lvl w:ilvl="5" w:tentative="1">
+      <w:start w:val="1"/>
+      <w:numFmt w:val="bullet"/>
+      <w:lvlText w:val=""/>
+      <w:lvlJc w:val="left"/>
+      <w:pPr>
+        <w:tabs>
+          <w:tab w:val="num" w:pos="4320"/>
+        </w:tabs>
+        <w:ind w:left="4320" w:hanging="360"/>
+      </w:pPr>
+      <w:rPr>
+        <w:rFonts w:ascii="Wingdings" w:hAnsi="Wingdings" w:hint="default"/>
+        <w:sz w:val="20"/>
+      </w:rPr>
+    </w:lvl>
+    <w:lvl w:ilvl="6" w:tentative="1">
+      <w:start w:val="1"/>
+      <w:numFmt w:val="bullet"/>
+      <w:lvlText w:val=""/>
+      <w:lvlJc w:val="left"/>
+      <w:pPr>
+        <w:tabs>
+          <w:tab w:val="num" w:pos="5040"/>
+        </w:tabs>
+        <w:ind w:left="5040" w:hanging="360"/>
+      </w:pPr>
+      <w:rPr>
+        <w:rFonts w:ascii="Wingdings" w:hAnsi="Wingdings" w:hint="default"/>
+        <w:sz w:val="20"/>
+      </w:rPr>
+    </w:lvl>
+    <w:lvl w:ilvl="7" w:tentative="1">
+      <w:start w:val="1"/>
+      <w:numFmt w:val="bullet"/>
+      <w:lvlText w:val=""/>
+      <w:lvlJc w:val="left"/>
+      <w:pPr>
+        <w:tabs>
+          <w:tab w:val="num" w:pos="5760"/>
+        </w:tabs>
+        <w:ind w:left="5760" w:hanging="360"/>
+      </w:pPr>
+      <w:rPr>
+        <w:rFonts w:ascii="Wingdings" w:hAnsi="Wingdings" w:hint="default"/>
+        <w:sz w:val="20"/>
+      </w:rPr>
+    </w:lvl>
+    <w:lvl w:ilvl="8" w:tentative="1">
+      <w:start w:val="1"/>
+      <w:numFmt w:val="bullet"/>
+      <w:lvlText w:val=""/>
+      <w:lvlJc w:val="left"/>
+      <w:pPr>
+        <w:tabs>
+          <w:tab w:val="num" w:pos="6480"/>
+        </w:tabs>
+        <w:ind w:left="6480" w:hanging="360"/>
+      </w:pPr>
+      <w:rPr>
+        <w:rFonts w:ascii="Wingdings" w:hAnsi="Wingdings" w:hint="default"/>
+        <w:sz w:val="20"/>
+      </w:rPr>
+    </w:lvl>
+  </w:abstractNum>
   <w:num w:numId="1" w16cid:durableId="124978038">
-    <w:abstractNumId w:val="6"/>
+    <w:abstractNumId w:val="11"/>
   </w:num>
   <w:num w:numId="2" w16cid:durableId="81025471">
-    <w:abstractNumId w:val="7"/>
+    <w:abstractNumId w:val="12"/>
   </w:num>
   <w:num w:numId="3" w16cid:durableId="569510558">
-    <w:abstractNumId w:val="3"/>
+    <w:abstractNumId w:val="6"/>
   </w:num>
   <w:num w:numId="4" w16cid:durableId="1333878233">
     <w:abstractNumId w:val="0"/>
   </w:num>
   <w:num w:numId="5" w16cid:durableId="417362138">
-    <w:abstractNumId w:val="2"/>
+    <w:abstractNumId w:val="3"/>
   </w:num>
   <w:num w:numId="6" w16cid:durableId="549731306">
-    <w:abstractNumId w:val="4"/>
+    <w:abstractNumId w:val="7"/>
   </w:num>
   <w:num w:numId="7" w16cid:durableId="127093714">
-    <w:abstractNumId w:val="5"/>
+    <w:abstractNumId w:val="8"/>
   </w:num>
   <w:num w:numId="8" w16cid:durableId="995107603">
     <w:abstractNumId w:val="1"/>
+  </w:num>
+  <w:num w:numId="9" w16cid:durableId="678197719">
+    <w:abstractNumId w:val="10"/>
+  </w:num>
+  <w:num w:numId="10" w16cid:durableId="405689467">
+    <w:abstractNumId w:val="13"/>
+  </w:num>
+  <w:num w:numId="11" w16cid:durableId="1637680340">
+    <w:abstractNumId w:val="4"/>
+  </w:num>
+  <w:num w:numId="12" w16cid:durableId="1374580711">
+    <w:abstractNumId w:val="9"/>
+  </w:num>
+  <w:num w:numId="13" w16cid:durableId="1053652826">
+    <w:abstractNumId w:val="5"/>
+  </w:num>
+  <w:num w:numId="14" w16cid:durableId="875236866">
+    <w:abstractNumId w:val="2"/>
   </w:num>
 </w:numbering>
 </file>
